--- a/ind/docx/003.content.docx
+++ b/ind/docx/003.content.docx
@@ -150,26 +150,6 @@
           <w:lang w:val="id_ID" w:bidi="id_ID"/>
         </w:rPr>
         <w:t>K</w:t>
-      </w:r>
-      <w:r>
-        <w:rPr>
-          <w:lang w:val="id_ID" w:bidi="id_ID"/>
-        </w:rPr>
-      </w:r>
-    </w:p>
-    <w:p>
-      <w:pPr/>
-      <w:r>
-        <w:rPr>
-          <w:lang w:val="id_ID" w:bidi="id_ID"/>
-        </w:rPr>
-      </w:r>
-      <w:r>
-        <w:rPr>
-          <w:i/>
-          <w:lang w:val="id_ID" w:bidi="id_ID"/>
-        </w:rPr>
-        <w:t>Kepemimpinan Karismatik, Kutuk dan Berkat</w:t>
       </w:r>
       <w:r>
         <w:rPr>

--- a/ind/docx/003.content.docx
+++ b/ind/docx/003.content.docx
@@ -19,7 +19,7 @@
         <w:rPr>
           <w:lang w:val="id_ID" w:bidi="id_ID"/>
         </w:rPr>
-        <w:t>Resource: Study Notes - Themes (Tyndale)</w:t>
+        <w:t>Resource: Tyndale Open Study Notes</w:t>
       </w:r>
       <w:r>
         <w:rPr>
@@ -112,7 +112,7 @@
         <w:rPr>
           <w:lang w:val="id_ID" w:bidi="id_ID"/>
         </w:rPr>
-        <w:t>Study Notes - Themes (Tyndale)</w:t>
+        <w:t>Tyndale Open Study Notes</w:t>
       </w:r>
     </w:p>
     <w:p>

--- a/ind/docx/003.content.docx
+++ b/ind/docx/003.content.docx
@@ -19,7 +19,7 @@
         <w:rPr>
           <w:lang w:val="id_ID" w:bidi="id_ID"/>
         </w:rPr>
-        <w:t>Resource: Tyndale Open Study Notes</w:t>
+        <w:t>Resource: Aquifer Open Study Notes (Themes)</w:t>
       </w:r>
       <w:r>
         <w:rPr>
@@ -112,7 +112,7 @@
         <w:rPr>
           <w:lang w:val="id_ID" w:bidi="id_ID"/>
         </w:rPr>
-        <w:t>Tyndale Open Study Notes</w:t>
+        <w:t>Aquifer Open Study Notes (Themes)</w:t>
       </w:r>
     </w:p>
     <w:p>

--- a/ind/docx/003.content.docx
+++ b/ind/docx/003.content.docx
@@ -272,90 +272,60 @@
         </w:rPr>
         <w:t>." Hal ini menyebabkan musuh-musuh menindas Israel (</w:t>
       </w:r>
-      <w:hyperlink r:id="rId13">
-        <w:r>
-          <w:rPr>
-            <w:lang w:val="id_ID" w:bidi="id_ID"/>
-          </w:rPr>
-          <w:rPr>
-            <w:color w:val="0000EE"/>
-            <w:u w:val="single"/>
-          </w:rPr>
-          <w:t>Hak. 3:12</w:t>
-        </w:r>
-      </w:hyperlink>
+      <w:r>
+        <w:rPr>
+          <w:lang w:val="id_ID" w:bidi="id_ID"/>
+        </w:rPr>
+        <w:t>Hak. 3:12</w:t>
+      </w:r>
       <w:r>
         <w:rPr>
           <w:lang w:val="id_ID" w:bidi="id_ID"/>
         </w:rPr>
         <w:t xml:space="preserve">; </w:t>
       </w:r>
-      <w:hyperlink r:id="rId14">
-        <w:r>
-          <w:rPr>
-            <w:lang w:val="id_ID" w:bidi="id_ID"/>
-          </w:rPr>
-          <w:rPr>
-            <w:color w:val="0000EE"/>
-            <w:u w:val="single"/>
-          </w:rPr>
-          <w:t>4:1</w:t>
-        </w:r>
-      </w:hyperlink>
+      <w:r>
+        <w:rPr>
+          <w:lang w:val="id_ID" w:bidi="id_ID"/>
+        </w:rPr>
+        <w:t>4:1</w:t>
+      </w:r>
       <w:r>
         <w:rPr>
           <w:lang w:val="id_ID" w:bidi="id_ID"/>
         </w:rPr>
         <w:t xml:space="preserve">; </w:t>
       </w:r>
-      <w:hyperlink r:id="rId15">
-        <w:r>
-          <w:rPr>
-            <w:lang w:val="id_ID" w:bidi="id_ID"/>
-          </w:rPr>
-          <w:rPr>
-            <w:color w:val="0000EE"/>
-            <w:u w:val="single"/>
-          </w:rPr>
-          <w:t>6:1</w:t>
-        </w:r>
-      </w:hyperlink>
+      <w:r>
+        <w:rPr>
+          <w:lang w:val="id_ID" w:bidi="id_ID"/>
+        </w:rPr>
+        <w:t>6:1</w:t>
+      </w:r>
       <w:r>
         <w:rPr>
           <w:lang w:val="id_ID" w:bidi="id_ID"/>
         </w:rPr>
         <w:t xml:space="preserve">; </w:t>
       </w:r>
-      <w:hyperlink r:id="rId16">
-        <w:r>
-          <w:rPr>
-            <w:lang w:val="id_ID" w:bidi="id_ID"/>
-          </w:rPr>
-          <w:rPr>
-            <w:color w:val="0000EE"/>
-            <w:u w:val="single"/>
-          </w:rPr>
-          <w:t>Hak. 10:6</w:t>
-        </w:r>
-      </w:hyperlink>
+      <w:r>
+        <w:rPr>
+          <w:lang w:val="id_ID" w:bidi="id_ID"/>
+        </w:rPr>
+        <w:t>Hak. 10:6</w:t>
+      </w:r>
       <w:r>
         <w:rPr>
           <w:lang w:val="id_ID" w:bidi="id_ID"/>
         </w:rPr>
         <w:t xml:space="preserve">; </w:t>
       </w:r>
-      <w:hyperlink r:id="rId17">
-        <w:r>
-          <w:rPr>
-            <w:lang w:val="id_ID" w:bidi="id_ID"/>
-          </w:rPr>
-          <w:rPr>
-            <w:color w:val="0000EE"/>
-            <w:u w:val="single"/>
-          </w:rPr>
-          <w:t>13:1</w:t>
-        </w:r>
-      </w:hyperlink>
+      <w:r>
+        <w:rPr>
+          <w:lang w:val="id_ID" w:bidi="id_ID"/>
+        </w:rPr>
+        <w:t>13:1</w:t>
+      </w:r>
       <w:r>
         <w:rPr>
           <w:lang w:val="id_ID" w:bidi="id_ID"/>
@@ -376,198 +346,132 @@
         </w:rPr>
         <w:t xml:space="preserve">Kepemimpinan para hakim mengikuti suatu pola. Roh Allah "turun ke atas" seorang hakim dan dukungan kenabian menopang mereka. Pada masa-masa lainnya dalam sejarah Israel, Allah memberikan pesan-pesan nubuat (contohnya, </w:t>
       </w:r>
-      <w:hyperlink r:id="rId18">
-        <w:r>
-          <w:rPr>
-            <w:lang w:val="id_ID" w:bidi="id_ID"/>
-          </w:rPr>
-          <w:rPr>
-            <w:color w:val="0000EE"/>
-            <w:u w:val="single"/>
-          </w:rPr>
-          <w:t>1Sam. 10:6</w:t>
-        </w:r>
-      </w:hyperlink>
+      <w:r>
+        <w:rPr>
+          <w:lang w:val="id_ID" w:bidi="id_ID"/>
+        </w:rPr>
+        <w:t>1Sam. 10:6</w:t>
+      </w:r>
       <w:r>
         <w:rPr>
           <w:lang w:val="id_ID" w:bidi="id_ID"/>
         </w:rPr>
         <w:t xml:space="preserve">; </w:t>
       </w:r>
-      <w:hyperlink r:id="rId19">
-        <w:r>
-          <w:rPr>
-            <w:lang w:val="id_ID" w:bidi="id_ID"/>
-          </w:rPr>
-          <w:rPr>
-            <w:color w:val="0000EE"/>
-            <w:u w:val="single"/>
-          </w:rPr>
-          <w:t>2Sam. 23:2</w:t>
-        </w:r>
-      </w:hyperlink>
+      <w:r>
+        <w:rPr>
+          <w:lang w:val="id_ID" w:bidi="id_ID"/>
+        </w:rPr>
+        <w:t>2Sam. 23:2</w:t>
+      </w:r>
       <w:r>
         <w:rPr>
           <w:lang w:val="id_ID" w:bidi="id_ID"/>
         </w:rPr>
         <w:t xml:space="preserve">; </w:t>
       </w:r>
-      <w:hyperlink r:id="rId20">
-        <w:r>
-          <w:rPr>
-            <w:lang w:val="id_ID" w:bidi="id_ID"/>
-          </w:rPr>
-          <w:rPr>
-            <w:color w:val="0000EE"/>
-            <w:u w:val="single"/>
-          </w:rPr>
-          <w:t>Yes. 61:1</w:t>
-        </w:r>
-      </w:hyperlink>
+      <w:r>
+        <w:rPr>
+          <w:lang w:val="id_ID" w:bidi="id_ID"/>
+        </w:rPr>
+        <w:t>Yes. 61:1</w:t>
+      </w:r>
       <w:r>
         <w:rPr>
           <w:lang w:val="id_ID" w:bidi="id_ID"/>
         </w:rPr>
         <w:t xml:space="preserve">; </w:t>
       </w:r>
-      <w:hyperlink r:id="rId21">
-        <w:r>
-          <w:rPr>
-            <w:lang w:val="id_ID" w:bidi="id_ID"/>
-          </w:rPr>
-          <w:rPr>
-            <w:color w:val="0000EE"/>
-            <w:u w:val="single"/>
-          </w:rPr>
-          <w:t>Yeh. 11:5</w:t>
-        </w:r>
-      </w:hyperlink>
+      <w:r>
+        <w:rPr>
+          <w:lang w:val="id_ID" w:bidi="id_ID"/>
+        </w:rPr>
+        <w:t>Yeh. 11:5</w:t>
+      </w:r>
       <w:r>
         <w:rPr>
           <w:lang w:val="id_ID" w:bidi="id_ID"/>
         </w:rPr>
         <w:t xml:space="preserve">; </w:t>
       </w:r>
-      <w:hyperlink r:id="rId22">
-        <w:r>
-          <w:rPr>
-            <w:lang w:val="id_ID" w:bidi="id_ID"/>
-          </w:rPr>
-          <w:rPr>
-            <w:color w:val="0000EE"/>
-            <w:u w:val="single"/>
-          </w:rPr>
-          <w:t>Mi. 3:8</w:t>
-        </w:r>
-      </w:hyperlink>
+      <w:r>
+        <w:rPr>
+          <w:lang w:val="id_ID" w:bidi="id_ID"/>
+        </w:rPr>
+        <w:t>Mi. 3:8</w:t>
+      </w:r>
       <w:r>
         <w:rPr>
           <w:lang w:val="id_ID" w:bidi="id_ID"/>
         </w:rPr>
         <w:t xml:space="preserve">). Pada masa para hakim, Roh terkadang memberikan kekuatan fisik (contohnya, kepada Simson dalam </w:t>
       </w:r>
-      <w:hyperlink r:id="rId23">
-        <w:r>
-          <w:rPr>
-            <w:lang w:val="id_ID" w:bidi="id_ID"/>
-          </w:rPr>
-          <w:rPr>
-            <w:color w:val="0000EE"/>
-            <w:u w:val="single"/>
-          </w:rPr>
-          <w:t>Hak. 14:6</w:t>
-        </w:r>
-      </w:hyperlink>
+      <w:r>
+        <w:rPr>
+          <w:lang w:val="id_ID" w:bidi="id_ID"/>
+        </w:rPr>
+        <w:t>Hak. 14:6</w:t>
+      </w:r>
       <w:r>
         <w:rPr>
           <w:lang w:val="id_ID" w:bidi="id_ID"/>
         </w:rPr>
         <w:t xml:space="preserve">, </w:t>
       </w:r>
-      <w:hyperlink r:id="rId24">
-        <w:r>
-          <w:rPr>
-            <w:lang w:val="id_ID" w:bidi="id_ID"/>
-          </w:rPr>
-          <w:rPr>
-            <w:color w:val="0000EE"/>
-            <w:u w:val="single"/>
-          </w:rPr>
-          <w:t>19</w:t>
-        </w:r>
-      </w:hyperlink>
+      <w:r>
+        <w:rPr>
+          <w:lang w:val="id_ID" w:bidi="id_ID"/>
+        </w:rPr>
+        <w:t>19</w:t>
+      </w:r>
       <w:r>
         <w:rPr>
           <w:lang w:val="id_ID" w:bidi="id_ID"/>
         </w:rPr>
         <w:t xml:space="preserve">; </w:t>
       </w:r>
-      <w:hyperlink r:id="rId25">
-        <w:r>
-          <w:rPr>
-            <w:lang w:val="id_ID" w:bidi="id_ID"/>
-          </w:rPr>
-          <w:rPr>
-            <w:color w:val="0000EE"/>
-            <w:u w:val="single"/>
-          </w:rPr>
-          <w:t>15:14</w:t>
-        </w:r>
-      </w:hyperlink>
+      <w:r>
+        <w:rPr>
+          <w:lang w:val="id_ID" w:bidi="id_ID"/>
+        </w:rPr>
+        <w:t>15:14</w:t>
+      </w:r>
       <w:r>
         <w:rPr>
           <w:lang w:val="id_ID" w:bidi="id_ID"/>
         </w:rPr>
         <w:t>). Roh juga terkadang memberikan kemampuan atau kuasa kepemimpinan kepada para hakim (</w:t>
       </w:r>
-      <w:hyperlink r:id="rId26">
-        <w:r>
-          <w:rPr>
-            <w:lang w:val="id_ID" w:bidi="id_ID"/>
-          </w:rPr>
-          <w:rPr>
-            <w:color w:val="0000EE"/>
-            <w:u w:val="single"/>
-          </w:rPr>
-          <w:t>Hak. 3:10</w:t>
-        </w:r>
-      </w:hyperlink>
+      <w:r>
+        <w:rPr>
+          <w:lang w:val="id_ID" w:bidi="id_ID"/>
+        </w:rPr>
+        <w:t>Hak. 3:10</w:t>
+      </w:r>
       <w:r>
         <w:rPr>
           <w:lang w:val="id_ID" w:bidi="id_ID"/>
         </w:rPr>
         <w:t xml:space="preserve">; </w:t>
       </w:r>
-      <w:hyperlink r:id="rId27">
-        <w:r>
-          <w:rPr>
-            <w:lang w:val="id_ID" w:bidi="id_ID"/>
-          </w:rPr>
-          <w:rPr>
-            <w:color w:val="0000EE"/>
-            <w:u w:val="single"/>
-          </w:rPr>
-          <w:t>6:34</w:t>
-        </w:r>
-      </w:hyperlink>
+      <w:r>
+        <w:rPr>
+          <w:lang w:val="id_ID" w:bidi="id_ID"/>
+        </w:rPr>
+        <w:t>6:34</w:t>
+      </w:r>
       <w:r>
         <w:rPr>
           <w:lang w:val="id_ID" w:bidi="id_ID"/>
         </w:rPr>
         <w:t xml:space="preserve">; </w:t>
       </w:r>
-      <w:hyperlink r:id="rId28">
-        <w:r>
-          <w:rPr>
-            <w:lang w:val="id_ID" w:bidi="id_ID"/>
-          </w:rPr>
-          <w:rPr>
-            <w:color w:val="0000EE"/>
-            <w:u w:val="single"/>
-          </w:rPr>
-          <w:t>11:29</w:t>
-        </w:r>
-      </w:hyperlink>
+      <w:r>
+        <w:rPr>
+          <w:lang w:val="id_ID" w:bidi="id_ID"/>
+        </w:rPr>
+        <w:t>11:29</w:t>
+      </w:r>
       <w:r>
         <w:rPr>
           <w:lang w:val="id_ID" w:bidi="id_ID"/>
@@ -588,18 +492,12 @@
         </w:rPr>
         <w:t>Yesus dan para rasul memimpin orang-orang melalui kuasa rohani. Para pemimpin Yahudi sering menunjukkan bahwa Yesus tidak memiliki gelar atau otoritas "resmi," namun Ia menunjukkan kuasa yang besar dan mendapatkan banyak pengikut. Para rasul ditetapkan pada posisi yang bisa kita sebut sebagai "jabatan." Meskipun gereja mula-mula memiliki beberapa organisasi dasar, namun itu tidak terstruktur seperti yang akan terjadi di kemudian hari. Otoritas para rasul adalah karunia dari Roh Kudus. Penyembuhan yang dilakukan Petrus terhadap orang lumpuh menunjukkan perbedaan antara kekayaan materi, seperti "perak atau emas," dan kekuatan rohani yang sejati (</w:t>
       </w:r>
-      <w:hyperlink r:id="rId29">
-        <w:r>
-          <w:rPr>
-            <w:lang w:val="id_ID" w:bidi="id_ID"/>
-          </w:rPr>
-          <w:rPr>
-            <w:color w:val="0000EE"/>
-            <w:u w:val="single"/>
-          </w:rPr>
-          <w:t>Kisah. 3:1–8</w:t>
-        </w:r>
-      </w:hyperlink>
+      <w:r>
+        <w:rPr>
+          <w:lang w:val="id_ID" w:bidi="id_ID"/>
+        </w:rPr>
+        <w:t>Kisah. 3:1–8</w:t>
+      </w:r>
       <w:r>
         <w:rPr>
           <w:lang w:val="id_ID" w:bidi="id_ID"/>
@@ -620,54 +518,36 @@
         </w:rPr>
         <w:t xml:space="preserve">Sepanjang sejarah, dari zaman Israel kuno hingga saat ini, banyak pemimpin telah menunjukkan kuasa Allah yang bekerja melalui mereka. Kepemimpinan semacam ini bergantung pada Roh Allah yang memberikan mereka kualitas-kualitas khusus. Namun jika para pemimpin berhenti mengikuti Roh Allah, mereka dapat kehilangan kualitas-kualitas khusus ini (lihat </w:t>
       </w:r>
-      <w:hyperlink r:id="rId30">
-        <w:r>
-          <w:rPr>
-            <w:lang w:val="id_ID" w:bidi="id_ID"/>
-          </w:rPr>
-          <w:rPr>
-            <w:color w:val="0000EE"/>
-            <w:u w:val="single"/>
-          </w:rPr>
-          <w:t>Hak. 16:20–21</w:t>
-        </w:r>
-      </w:hyperlink>
+      <w:r>
+        <w:rPr>
+          <w:lang w:val="id_ID" w:bidi="id_ID"/>
+        </w:rPr>
+        <w:t>Hak. 16:20–21</w:t>
+      </w:r>
       <w:r>
         <w:rPr>
           <w:lang w:val="id_ID" w:bidi="id_ID"/>
         </w:rPr>
         <w:t xml:space="preserve">; </w:t>
       </w:r>
-      <w:hyperlink r:id="rId31">
-        <w:r>
-          <w:rPr>
-            <w:lang w:val="id_ID" w:bidi="id_ID"/>
-          </w:rPr>
-          <w:rPr>
-            <w:color w:val="0000EE"/>
-            <w:u w:val="single"/>
-          </w:rPr>
-          <w:t>1Sam. 16:14</w:t>
-        </w:r>
-      </w:hyperlink>
+      <w:r>
+        <w:rPr>
+          <w:lang w:val="id_ID" w:bidi="id_ID"/>
+        </w:rPr>
+        <w:t>1Sam. 16:14</w:t>
+      </w:r>
       <w:r>
         <w:rPr>
           <w:lang w:val="id_ID" w:bidi="id_ID"/>
         </w:rPr>
         <w:t xml:space="preserve">; </w:t>
       </w:r>
-      <w:hyperlink r:id="rId32">
-        <w:r>
-          <w:rPr>
-            <w:lang w:val="id_ID" w:bidi="id_ID"/>
-          </w:rPr>
-          <w:rPr>
-            <w:color w:val="0000EE"/>
-            <w:u w:val="single"/>
-          </w:rPr>
-          <w:t>Yes. 63:10</w:t>
-        </w:r>
-      </w:hyperlink>
+      <w:r>
+        <w:rPr>
+          <w:lang w:val="id_ID" w:bidi="id_ID"/>
+        </w:rPr>
+        <w:t>Yes. 63:10</w:t>
+      </w:r>
       <w:r>
         <w:rPr>
           <w:lang w:val="id_ID" w:bidi="id_ID"/>
@@ -697,396 +577,264 @@
           <w:lang w:val="id_ID" w:bidi="id_ID"/>
         </w:rPr>
       </w:r>
-      <w:hyperlink r:id="rId33">
-        <w:r>
-          <w:rPr>
-            <w:lang w:val="id_ID" w:bidi="id_ID"/>
-          </w:rPr>
-          <w:rPr>
-            <w:color w:val="0000EE"/>
-            <w:u w:val="single"/>
-          </w:rPr>
-          <w:t>Kel. 31:2–5</w:t>
-        </w:r>
-      </w:hyperlink>
+      <w:r>
+        <w:rPr>
+          <w:lang w:val="id_ID" w:bidi="id_ID"/>
+        </w:rPr>
+        <w:t>Kel. 31:2–5</w:t>
+      </w:r>
       <w:r>
         <w:rPr>
           <w:lang w:val="id_ID" w:bidi="id_ID"/>
         </w:rPr>
         <w:t xml:space="preserve">; </w:t>
       </w:r>
-      <w:hyperlink r:id="rId34">
-        <w:r>
-          <w:rPr>
-            <w:lang w:val="id_ID" w:bidi="id_ID"/>
-          </w:rPr>
-          <w:rPr>
-            <w:color w:val="0000EE"/>
-            <w:u w:val="single"/>
-          </w:rPr>
-          <w:t>Hak. 2:16–19</w:t>
-        </w:r>
-      </w:hyperlink>
+      <w:r>
+        <w:rPr>
+          <w:lang w:val="id_ID" w:bidi="id_ID"/>
+        </w:rPr>
+        <w:t>Hak. 2:16–19</w:t>
+      </w:r>
       <w:r>
         <w:rPr>
           <w:lang w:val="id_ID" w:bidi="id_ID"/>
         </w:rPr>
         <w:t xml:space="preserve">; </w:t>
       </w:r>
-      <w:hyperlink r:id="rId26">
-        <w:r>
-          <w:rPr>
-            <w:lang w:val="id_ID" w:bidi="id_ID"/>
-          </w:rPr>
-          <w:rPr>
-            <w:color w:val="0000EE"/>
-            <w:u w:val="single"/>
-          </w:rPr>
-          <w:t>3:10</w:t>
-        </w:r>
-      </w:hyperlink>
+      <w:r>
+        <w:rPr>
+          <w:lang w:val="id_ID" w:bidi="id_ID"/>
+        </w:rPr>
+        <w:t>3:10</w:t>
+      </w:r>
       <w:r>
         <w:rPr>
           <w:lang w:val="id_ID" w:bidi="id_ID"/>
         </w:rPr>
         <w:t xml:space="preserve">, </w:t>
       </w:r>
-      <w:hyperlink r:id="rId35">
-        <w:r>
-          <w:rPr>
-            <w:lang w:val="id_ID" w:bidi="id_ID"/>
-          </w:rPr>
-          <w:rPr>
-            <w:color w:val="0000EE"/>
-            <w:u w:val="single"/>
-          </w:rPr>
-          <w:t>27–28</w:t>
-        </w:r>
-      </w:hyperlink>
+      <w:r>
+        <w:rPr>
+          <w:lang w:val="id_ID" w:bidi="id_ID"/>
+        </w:rPr>
+        <w:t>27–28</w:t>
+      </w:r>
       <w:r>
         <w:rPr>
           <w:lang w:val="id_ID" w:bidi="id_ID"/>
         </w:rPr>
         <w:t xml:space="preserve">; </w:t>
       </w:r>
-      <w:hyperlink r:id="rId36">
-        <w:r>
-          <w:rPr>
-            <w:lang w:val="id_ID" w:bidi="id_ID"/>
-          </w:rPr>
-          <w:rPr>
-            <w:color w:val="0000EE"/>
-            <w:u w:val="single"/>
-          </w:rPr>
-          <w:t>6:34–35</w:t>
-        </w:r>
-      </w:hyperlink>
+      <w:r>
+        <w:rPr>
+          <w:lang w:val="id_ID" w:bidi="id_ID"/>
+        </w:rPr>
+        <w:t>6:34–35</w:t>
+      </w:r>
       <w:r>
         <w:rPr>
           <w:lang w:val="id_ID" w:bidi="id_ID"/>
         </w:rPr>
         <w:t xml:space="preserve">; </w:t>
       </w:r>
-      <w:hyperlink r:id="rId28">
-        <w:r>
-          <w:rPr>
-            <w:lang w:val="id_ID" w:bidi="id_ID"/>
-          </w:rPr>
-          <w:rPr>
-            <w:color w:val="0000EE"/>
-            <w:u w:val="single"/>
-          </w:rPr>
-          <w:t>11:29</w:t>
-        </w:r>
-      </w:hyperlink>
+      <w:r>
+        <w:rPr>
+          <w:lang w:val="id_ID" w:bidi="id_ID"/>
+        </w:rPr>
+        <w:t>11:29</w:t>
+      </w:r>
       <w:r>
         <w:rPr>
           <w:lang w:val="id_ID" w:bidi="id_ID"/>
         </w:rPr>
         <w:t xml:space="preserve">; </w:t>
       </w:r>
-      <w:hyperlink r:id="rId23">
-        <w:r>
-          <w:rPr>
-            <w:lang w:val="id_ID" w:bidi="id_ID"/>
-          </w:rPr>
-          <w:rPr>
-            <w:color w:val="0000EE"/>
-            <w:u w:val="single"/>
-          </w:rPr>
-          <w:t>14:6</w:t>
-        </w:r>
-      </w:hyperlink>
+      <w:r>
+        <w:rPr>
+          <w:lang w:val="id_ID" w:bidi="id_ID"/>
+        </w:rPr>
+        <w:t>14:6</w:t>
+      </w:r>
       <w:r>
         <w:rPr>
           <w:lang w:val="id_ID" w:bidi="id_ID"/>
         </w:rPr>
         <w:t xml:space="preserve">, </w:t>
       </w:r>
-      <w:hyperlink r:id="rId24">
-        <w:r>
-          <w:rPr>
-            <w:lang w:val="id_ID" w:bidi="id_ID"/>
-          </w:rPr>
-          <w:rPr>
-            <w:color w:val="0000EE"/>
-            <w:u w:val="single"/>
-          </w:rPr>
-          <w:t>19</w:t>
-        </w:r>
-      </w:hyperlink>
+      <w:r>
+        <w:rPr>
+          <w:lang w:val="id_ID" w:bidi="id_ID"/>
+        </w:rPr>
+        <w:t>19</w:t>
+      </w:r>
       <w:r>
         <w:rPr>
           <w:lang w:val="id_ID" w:bidi="id_ID"/>
         </w:rPr>
         <w:t xml:space="preserve">; </w:t>
       </w:r>
-      <w:hyperlink r:id="rId25">
-        <w:r>
-          <w:rPr>
-            <w:lang w:val="id_ID" w:bidi="id_ID"/>
-          </w:rPr>
-          <w:rPr>
-            <w:color w:val="0000EE"/>
-            <w:u w:val="single"/>
-          </w:rPr>
-          <w:t>15:14</w:t>
-        </w:r>
-      </w:hyperlink>
+      <w:r>
+        <w:rPr>
+          <w:lang w:val="id_ID" w:bidi="id_ID"/>
+        </w:rPr>
+        <w:t>15:14</w:t>
+      </w:r>
       <w:r>
         <w:rPr>
           <w:lang w:val="id_ID" w:bidi="id_ID"/>
         </w:rPr>
         <w:t xml:space="preserve">; </w:t>
       </w:r>
-      <w:hyperlink r:id="rId18">
-        <w:r>
-          <w:rPr>
-            <w:lang w:val="id_ID" w:bidi="id_ID"/>
-          </w:rPr>
-          <w:rPr>
-            <w:color w:val="0000EE"/>
-            <w:u w:val="single"/>
-          </w:rPr>
-          <w:t>1Sam. 10:6</w:t>
-        </w:r>
-      </w:hyperlink>
+      <w:r>
+        <w:rPr>
+          <w:lang w:val="id_ID" w:bidi="id_ID"/>
+        </w:rPr>
+        <w:t>1Sam. 10:6</w:t>
+      </w:r>
       <w:r>
         <w:rPr>
           <w:lang w:val="id_ID" w:bidi="id_ID"/>
         </w:rPr>
         <w:t xml:space="preserve">; </w:t>
       </w:r>
-      <w:hyperlink r:id="rId37">
-        <w:r>
-          <w:rPr>
-            <w:lang w:val="id_ID" w:bidi="id_ID"/>
-          </w:rPr>
-          <w:rPr>
-            <w:color w:val="0000EE"/>
-            <w:u w:val="single"/>
-          </w:rPr>
-          <w:t>16:13–18</w:t>
-        </w:r>
-      </w:hyperlink>
+      <w:r>
+        <w:rPr>
+          <w:lang w:val="id_ID" w:bidi="id_ID"/>
+        </w:rPr>
+        <w:t>16:13–18</w:t>
+      </w:r>
       <w:r>
         <w:rPr>
           <w:lang w:val="id_ID" w:bidi="id_ID"/>
         </w:rPr>
         <w:t xml:space="preserve">; </w:t>
       </w:r>
-      <w:hyperlink r:id="rId19">
-        <w:r>
-          <w:rPr>
-            <w:lang w:val="id_ID" w:bidi="id_ID"/>
-          </w:rPr>
-          <w:rPr>
-            <w:color w:val="0000EE"/>
-            <w:u w:val="single"/>
-          </w:rPr>
-          <w:t>2Sam. 23:2</w:t>
-        </w:r>
-      </w:hyperlink>
+      <w:r>
+        <w:rPr>
+          <w:lang w:val="id_ID" w:bidi="id_ID"/>
+        </w:rPr>
+        <w:t>2Sam. 23:2</w:t>
+      </w:r>
       <w:r>
         <w:rPr>
           <w:lang w:val="id_ID" w:bidi="id_ID"/>
         </w:rPr>
         <w:t xml:space="preserve">; </w:t>
       </w:r>
-      <w:hyperlink r:id="rId20">
-        <w:r>
-          <w:rPr>
-            <w:lang w:val="id_ID" w:bidi="id_ID"/>
-          </w:rPr>
-          <w:rPr>
-            <w:color w:val="0000EE"/>
-            <w:u w:val="single"/>
-          </w:rPr>
-          <w:t>Yes. 61:1</w:t>
-        </w:r>
-      </w:hyperlink>
+      <w:r>
+        <w:rPr>
+          <w:lang w:val="id_ID" w:bidi="id_ID"/>
+        </w:rPr>
+        <w:t>Yes. 61:1</w:t>
+      </w:r>
       <w:r>
         <w:rPr>
           <w:lang w:val="id_ID" w:bidi="id_ID"/>
         </w:rPr>
         <w:t xml:space="preserve">; </w:t>
       </w:r>
-      <w:hyperlink r:id="rId21">
-        <w:r>
-          <w:rPr>
-            <w:lang w:val="id_ID" w:bidi="id_ID"/>
-          </w:rPr>
-          <w:rPr>
-            <w:color w:val="0000EE"/>
-            <w:u w:val="single"/>
-          </w:rPr>
-          <w:t>Yeh. 11:5</w:t>
-        </w:r>
-      </w:hyperlink>
+      <w:r>
+        <w:rPr>
+          <w:lang w:val="id_ID" w:bidi="id_ID"/>
+        </w:rPr>
+        <w:t>Yeh. 11:5</w:t>
+      </w:r>
       <w:r>
         <w:rPr>
           <w:lang w:val="id_ID" w:bidi="id_ID"/>
         </w:rPr>
         <w:t xml:space="preserve">; </w:t>
       </w:r>
-      <w:hyperlink r:id="rId22">
-        <w:r>
-          <w:rPr>
-            <w:lang w:val="id_ID" w:bidi="id_ID"/>
-          </w:rPr>
-          <w:rPr>
-            <w:color w:val="0000EE"/>
-            <w:u w:val="single"/>
-          </w:rPr>
-          <w:t>Mi. 3:8</w:t>
-        </w:r>
-      </w:hyperlink>
+      <w:r>
+        <w:rPr>
+          <w:lang w:val="id_ID" w:bidi="id_ID"/>
+        </w:rPr>
+        <w:t>Mi. 3:8</w:t>
+      </w:r>
       <w:r>
         <w:rPr>
           <w:lang w:val="id_ID" w:bidi="id_ID"/>
         </w:rPr>
         <w:t xml:space="preserve">; </w:t>
       </w:r>
-      <w:hyperlink r:id="rId38">
-        <w:r>
-          <w:rPr>
-            <w:lang w:val="id_ID" w:bidi="id_ID"/>
-          </w:rPr>
-          <w:rPr>
-            <w:color w:val="0000EE"/>
-            <w:u w:val="single"/>
-          </w:rPr>
-          <w:t>Mat. 3:16–4:2</w:t>
-        </w:r>
-      </w:hyperlink>
+      <w:r>
+        <w:rPr>
+          <w:lang w:val="id_ID" w:bidi="id_ID"/>
+        </w:rPr>
+        <w:t>Mat. 3:16–4:2</w:t>
+      </w:r>
       <w:r>
         <w:rPr>
           <w:lang w:val="id_ID" w:bidi="id_ID"/>
         </w:rPr>
         <w:t xml:space="preserve">; </w:t>
       </w:r>
-      <w:hyperlink r:id="rId39">
-        <w:r>
-          <w:rPr>
-            <w:lang w:val="id_ID" w:bidi="id_ID"/>
-          </w:rPr>
-          <w:rPr>
-            <w:color w:val="0000EE"/>
-            <w:u w:val="single"/>
-          </w:rPr>
-          <w:t>Kisah. 6:8</w:t>
-        </w:r>
-      </w:hyperlink>
+      <w:r>
+        <w:rPr>
+          <w:lang w:val="id_ID" w:bidi="id_ID"/>
+        </w:rPr>
+        <w:t>Kisah. 6:8</w:t>
+      </w:r>
       <w:r>
         <w:rPr>
           <w:lang w:val="id_ID" w:bidi="id_ID"/>
         </w:rPr>
         <w:t xml:space="preserve">; </w:t>
       </w:r>
-      <w:hyperlink r:id="rId40">
-        <w:r>
-          <w:rPr>
-            <w:lang w:val="id_ID" w:bidi="id_ID"/>
-          </w:rPr>
-          <w:rPr>
-            <w:color w:val="0000EE"/>
-            <w:u w:val="single"/>
-          </w:rPr>
-          <w:t>8:4–40</w:t>
-        </w:r>
-      </w:hyperlink>
+      <w:r>
+        <w:rPr>
+          <w:lang w:val="id_ID" w:bidi="id_ID"/>
+        </w:rPr>
+        <w:t>8:4–40</w:t>
+      </w:r>
       <w:r>
         <w:rPr>
           <w:lang w:val="id_ID" w:bidi="id_ID"/>
         </w:rPr>
         <w:t xml:space="preserve">; </w:t>
       </w:r>
-      <w:hyperlink r:id="rId41">
-        <w:r>
-          <w:rPr>
-            <w:lang w:val="id_ID" w:bidi="id_ID"/>
-          </w:rPr>
-          <w:rPr>
-            <w:color w:val="0000EE"/>
-            <w:u w:val="single"/>
-          </w:rPr>
-          <w:t>Rm. 1:11</w:t>
-        </w:r>
-      </w:hyperlink>
+      <w:r>
+        <w:rPr>
+          <w:lang w:val="id_ID" w:bidi="id_ID"/>
+        </w:rPr>
+        <w:t>Rm. 1:11</w:t>
+      </w:r>
       <w:r>
         <w:rPr>
           <w:lang w:val="id_ID" w:bidi="id_ID"/>
         </w:rPr>
         <w:t xml:space="preserve">; </w:t>
       </w:r>
-      <w:hyperlink r:id="rId42">
-        <w:r>
-          <w:rPr>
-            <w:lang w:val="id_ID" w:bidi="id_ID"/>
-          </w:rPr>
-          <w:rPr>
-            <w:color w:val="0000EE"/>
-            <w:u w:val="single"/>
-          </w:rPr>
-          <w:t>12:6–8</w:t>
-        </w:r>
-      </w:hyperlink>
+      <w:r>
+        <w:rPr>
+          <w:lang w:val="id_ID" w:bidi="id_ID"/>
+        </w:rPr>
+        <w:t>12:6–8</w:t>
+      </w:r>
       <w:r>
         <w:rPr>
           <w:lang w:val="id_ID" w:bidi="id_ID"/>
         </w:rPr>
         <w:t xml:space="preserve">; </w:t>
       </w:r>
-      <w:hyperlink r:id="rId43">
-        <w:r>
-          <w:rPr>
-            <w:lang w:val="id_ID" w:bidi="id_ID"/>
-          </w:rPr>
-          <w:rPr>
-            <w:color w:val="0000EE"/>
-            <w:u w:val="single"/>
-          </w:rPr>
-          <w:t>1Kor. 12:4–11</w:t>
-        </w:r>
-      </w:hyperlink>
+      <w:r>
+        <w:rPr>
+          <w:lang w:val="id_ID" w:bidi="id_ID"/>
+        </w:rPr>
+        <w:t>1Kor. 12:4–11</w:t>
+      </w:r>
       <w:r>
         <w:rPr>
           <w:lang w:val="id_ID" w:bidi="id_ID"/>
         </w:rPr>
         <w:t xml:space="preserve">; </w:t>
       </w:r>
-      <w:hyperlink r:id="rId44">
-        <w:r>
-          <w:rPr>
-            <w:lang w:val="id_ID" w:bidi="id_ID"/>
-          </w:rPr>
-          <w:rPr>
-            <w:color w:val="0000EE"/>
-            <w:u w:val="single"/>
-          </w:rPr>
-          <w:t>Ef. 4:11–12</w:t>
-        </w:r>
-      </w:hyperlink>
+      <w:r>
+        <w:rPr>
+          <w:lang w:val="id_ID" w:bidi="id_ID"/>
+        </w:rPr>
+        <w:t>Ef. 4:11–12</w:t>
+      </w:r>
       <w:r>
         <w:rPr>
           <w:lang w:val="id_ID" w:bidi="id_ID"/>
@@ -1174,36 +922,24 @@
         </w:rPr>
         <w:t>Kitab Ulangan menjelaskan kepada orang-orang Israel apa yang diharapkan Allah dari mereka. Perjanjian tersebut mengharuskan Israel untuk menaati Allah. Bangsa Israel berjanji untuk melakukan hal ini (</w:t>
       </w:r>
-      <w:hyperlink r:id="rId45">
-        <w:r>
-          <w:rPr>
-            <w:lang w:val="id_ID" w:bidi="id_ID"/>
-          </w:rPr>
-          <w:rPr>
-            <w:color w:val="0000EE"/>
-            <w:u w:val="single"/>
-          </w:rPr>
-          <w:t>Kel. 19:8</w:t>
-        </w:r>
-      </w:hyperlink>
+      <w:r>
+        <w:rPr>
+          <w:lang w:val="id_ID" w:bidi="id_ID"/>
+        </w:rPr>
+        <w:t>Kel. 19:8</w:t>
+      </w:r>
       <w:r>
         <w:rPr>
           <w:lang w:val="id_ID" w:bidi="id_ID"/>
         </w:rPr>
         <w:t>). Bagian tentang kutuk dan berkat menjelaskan bagaimana Allah akan memberikan upah atas ketaatan dan menghukum ketidaktaatan (</w:t>
       </w:r>
-      <w:hyperlink r:id="rId46">
-        <w:r>
-          <w:rPr>
-            <w:lang w:val="id_ID" w:bidi="id_ID"/>
-          </w:rPr>
-          <w:rPr>
-            <w:color w:val="0000EE"/>
-            <w:u w:val="single"/>
-          </w:rPr>
-          <w:t>Ul. 27:1–29:1</w:t>
-        </w:r>
-      </w:hyperlink>
+      <w:r>
+        <w:rPr>
+          <w:lang w:val="id_ID" w:bidi="id_ID"/>
+        </w:rPr>
+        <w:t>Ul. 27:1–29:1</w:t>
+      </w:r>
       <w:r>
         <w:rPr>
           <w:lang w:val="id_ID" w:bidi="id_ID"/>
@@ -1238,18 +974,12 @@
         </w:rPr>
         <w:t>Allah menekankan kutuk untuk berfokus pada konsekuensi dari kesalahan. Peringatan yang diberikan Yesus tentang peristiwa-peristiwa masa depan sejalan dengan peringatan ini (</w:t>
       </w:r>
-      <w:hyperlink r:id="rId47">
-        <w:r>
-          <w:rPr>
-            <w:lang w:val="id_ID" w:bidi="id_ID"/>
-          </w:rPr>
-          <w:rPr>
-            <w:color w:val="0000EE"/>
-            <w:u w:val="single"/>
-          </w:rPr>
-          <w:t>Mat. 24–25</w:t>
-        </w:r>
-      </w:hyperlink>
+      <w:r>
+        <w:rPr>
+          <w:lang w:val="id_ID" w:bidi="id_ID"/>
+        </w:rPr>
+        <w:t>Mat. 24–25</w:t>
+      </w:r>
       <w:r>
         <w:rPr>
           <w:lang w:val="id_ID" w:bidi="id_ID"/>
@@ -1270,54 +1000,36 @@
         </w:rPr>
         <w:t xml:space="preserve">Sejarah Israel menunjukkan bagaimana Allah menggenapi janji-Nya tentang berkat dan kutuk. Ketika Israel mematuhi perjanjian mereka dengan Allah, Dia memberkati mereka. Ketika mereka memberontak, Dia menghakimi mereka. Pemberontakan Israel dirangkum dalam </w:t>
       </w:r>
-      <w:hyperlink r:id="rId48">
-        <w:r>
-          <w:rPr>
-            <w:lang w:val="id_ID" w:bidi="id_ID"/>
-          </w:rPr>
-          <w:rPr>
-            <w:color w:val="0000EE"/>
-            <w:u w:val="single"/>
-          </w:rPr>
-          <w:t>2Raj. 17:7–20</w:t>
-        </w:r>
-      </w:hyperlink>
+      <w:r>
+        <w:rPr>
+          <w:lang w:val="id_ID" w:bidi="id_ID"/>
+        </w:rPr>
+        <w:t>2Raj. 17:7–20</w:t>
+      </w:r>
       <w:r>
         <w:rPr>
           <w:lang w:val="id_ID" w:bidi="id_ID"/>
         </w:rPr>
         <w:t>. Ketika bangsa Israel melanggar dua perintah pertama, mereka melanggar seluruh perjanjian (</w:t>
       </w:r>
-      <w:hyperlink r:id="rId49">
-        <w:r>
-          <w:rPr>
-            <w:lang w:val="id_ID" w:bidi="id_ID"/>
-          </w:rPr>
-          <w:rPr>
-            <w:color w:val="0000EE"/>
-            <w:u w:val="single"/>
-          </w:rPr>
-          <w:t>Ul. 5:7–10</w:t>
-        </w:r>
-      </w:hyperlink>
+      <w:r>
+        <w:rPr>
+          <w:lang w:val="id_ID" w:bidi="id_ID"/>
+        </w:rPr>
+        <w:t>Ul. 5:7–10</w:t>
+      </w:r>
       <w:r>
         <w:rPr>
           <w:lang w:val="id_ID" w:bidi="id_ID"/>
         </w:rPr>
         <w:t xml:space="preserve">). Pemberontakan mereka mendatangkan kutuk yang tercantum dalam </w:t>
       </w:r>
-      <w:hyperlink r:id="rId50">
-        <w:r>
-          <w:rPr>
-            <w:lang w:val="id_ID" w:bidi="id_ID"/>
-          </w:rPr>
-          <w:rPr>
-            <w:color w:val="0000EE"/>
-            <w:u w:val="single"/>
-          </w:rPr>
-          <w:t>Ul. 28</w:t>
-        </w:r>
-      </w:hyperlink>
+      <w:r>
+        <w:rPr>
+          <w:lang w:val="id_ID" w:bidi="id_ID"/>
+        </w:rPr>
+        <w:t>Ul. 28</w:t>
+      </w:r>
       <w:r>
         <w:rPr>
           <w:lang w:val="id_ID" w:bidi="id_ID"/>
@@ -1347,144 +1059,96 @@
           <w:lang w:val="id_ID" w:bidi="id_ID"/>
         </w:rPr>
       </w:r>
-      <w:hyperlink r:id="rId51">
-        <w:r>
-          <w:rPr>
-            <w:lang w:val="id_ID" w:bidi="id_ID"/>
-          </w:rPr>
-          <w:rPr>
-            <w:color w:val="0000EE"/>
-            <w:u w:val="single"/>
-          </w:rPr>
-          <w:t>Kej. 9:24–27</w:t>
-        </w:r>
-      </w:hyperlink>
+      <w:r>
+        <w:rPr>
+          <w:lang w:val="id_ID" w:bidi="id_ID"/>
+        </w:rPr>
+        <w:t>Kej. 9:24–27</w:t>
+      </w:r>
       <w:r>
         <w:rPr>
           <w:lang w:val="id_ID" w:bidi="id_ID"/>
         </w:rPr>
         <w:t xml:space="preserve">; </w:t>
       </w:r>
-      <w:hyperlink r:id="rId52">
-        <w:r>
-          <w:rPr>
-            <w:lang w:val="id_ID" w:bidi="id_ID"/>
-          </w:rPr>
-          <w:rPr>
-            <w:color w:val="0000EE"/>
-            <w:u w:val="single"/>
-          </w:rPr>
-          <w:t>Im. 26:3–45</w:t>
-        </w:r>
-      </w:hyperlink>
+      <w:r>
+        <w:rPr>
+          <w:lang w:val="id_ID" w:bidi="id_ID"/>
+        </w:rPr>
+        <w:t>Im. 26:3–45</w:t>
+      </w:r>
       <w:r>
         <w:rPr>
           <w:lang w:val="id_ID" w:bidi="id_ID"/>
         </w:rPr>
         <w:t xml:space="preserve">; </w:t>
       </w:r>
-      <w:hyperlink r:id="rId53">
-        <w:r>
-          <w:rPr>
-            <w:lang w:val="id_ID" w:bidi="id_ID"/>
-          </w:rPr>
-          <w:rPr>
-            <w:color w:val="0000EE"/>
-            <w:u w:val="single"/>
-          </w:rPr>
-          <w:t>Ul. 8:7–20</w:t>
-        </w:r>
-      </w:hyperlink>
+      <w:r>
+        <w:rPr>
+          <w:lang w:val="id_ID" w:bidi="id_ID"/>
+        </w:rPr>
+        <w:t>Ul. 8:7–20</w:t>
+      </w:r>
       <w:r>
         <w:rPr>
           <w:lang w:val="id_ID" w:bidi="id_ID"/>
         </w:rPr>
         <w:t xml:space="preserve">; </w:t>
       </w:r>
-      <w:hyperlink r:id="rId54">
-        <w:r>
-          <w:rPr>
-            <w:lang w:val="id_ID" w:bidi="id_ID"/>
-          </w:rPr>
-          <w:rPr>
-            <w:color w:val="0000EE"/>
-            <w:u w:val="single"/>
-          </w:rPr>
-          <w:t>11:29</w:t>
-        </w:r>
-      </w:hyperlink>
+      <w:r>
+        <w:rPr>
+          <w:lang w:val="id_ID" w:bidi="id_ID"/>
+        </w:rPr>
+        <w:t>11:29</w:t>
+      </w:r>
       <w:r>
         <w:rPr>
           <w:lang w:val="id_ID" w:bidi="id_ID"/>
         </w:rPr>
         <w:t xml:space="preserve">; </w:t>
       </w:r>
-      <w:hyperlink r:id="rId46">
-        <w:r>
-          <w:rPr>
-            <w:lang w:val="id_ID" w:bidi="id_ID"/>
-          </w:rPr>
-          <w:rPr>
-            <w:color w:val="0000EE"/>
-            <w:u w:val="single"/>
-          </w:rPr>
-          <w:t>Ul. 27:1–29:1</w:t>
-        </w:r>
-      </w:hyperlink>
+      <w:r>
+        <w:rPr>
+          <w:lang w:val="id_ID" w:bidi="id_ID"/>
+        </w:rPr>
+        <w:t>Ul. 27:1–29:1</w:t>
+      </w:r>
       <w:r>
         <w:rPr>
           <w:lang w:val="id_ID" w:bidi="id_ID"/>
         </w:rPr>
         <w:t xml:space="preserve">; </w:t>
       </w:r>
-      <w:hyperlink r:id="rId55">
-        <w:r>
-          <w:rPr>
-            <w:lang w:val="id_ID" w:bidi="id_ID"/>
-          </w:rPr>
-          <w:rPr>
-            <w:color w:val="0000EE"/>
-            <w:u w:val="single"/>
-          </w:rPr>
-          <w:t>Yos. 8:33–35</w:t>
-        </w:r>
-      </w:hyperlink>
+      <w:r>
+        <w:rPr>
+          <w:lang w:val="id_ID" w:bidi="id_ID"/>
+        </w:rPr>
+        <w:t>Yos. 8:33–35</w:t>
+      </w:r>
       <w:r>
         <w:rPr>
           <w:lang w:val="id_ID" w:bidi="id_ID"/>
         </w:rPr>
         <w:t xml:space="preserve">; </w:t>
       </w:r>
-      <w:hyperlink r:id="rId48">
-        <w:r>
-          <w:rPr>
-            <w:lang w:val="id_ID" w:bidi="id_ID"/>
-          </w:rPr>
-          <w:rPr>
-            <w:color w:val="0000EE"/>
-            <w:u w:val="single"/>
-          </w:rPr>
-          <w:t>2Raj. 17:7–20</w:t>
-        </w:r>
-      </w:hyperlink>
+      <w:r>
+        <w:rPr>
+          <w:lang w:val="id_ID" w:bidi="id_ID"/>
+        </w:rPr>
+        <w:t>2Raj. 17:7–20</w:t>
+      </w:r>
       <w:r>
         <w:rPr>
           <w:lang w:val="id_ID" w:bidi="id_ID"/>
         </w:rPr>
         <w:t xml:space="preserve">; </w:t>
       </w:r>
-      <w:hyperlink r:id="rId56">
-        <w:r>
-          <w:rPr>
-            <w:lang w:val="id_ID" w:bidi="id_ID"/>
-          </w:rPr>
-          <w:rPr>
-            <w:color w:val="0000EE"/>
-            <w:u w:val="single"/>
-          </w:rPr>
-          <w:t>2Taw. 36:17–21</w:t>
-        </w:r>
-      </w:hyperlink>
+      <w:r>
+        <w:rPr>
+          <w:lang w:val="id_ID" w:bidi="id_ID"/>
+        </w:rPr>
+        <w:t>2Taw. 36:17–21</w:t>
+      </w:r>
       <w:r>
         <w:rPr>
           <w:lang w:val="id_ID" w:bidi="id_ID"/>
